--- a/실전공식_CheatKey.docx
+++ b/실전공식_CheatKey.docx
@@ -733,7 +733,16 @@
           <w:sz w:val="19"/>
           <w:szCs w:val="19"/>
         </w:rPr>
-        <w:t xml:space="preserve">J·Δθ = f  (np.linalg.solve)  →  θ ← θ − Δθ    ‖f‖ &lt; tol 이면 종료</w:t>
+        <w:t xml:space="preserve">J·Δθ = f  (np.linalg.solve)  →  θ ← θ − Δθ    ‖f‖ &lt; tol = 1e-6 이면 종료</w:t>
+      </w:r>
+      <w:r>
+        <w:rPr>
+          <w:rFonts w:ascii="Malgun Gothic" w:cs="Malgun Gothic" w:eastAsia="Malgun Gothic" w:hAnsi="Malgun Gothic"/>
+          <w:color w:val="566570"/>
+          <w:sz w:val="16"/>
+          <w:szCs w:val="16"/>
+        </w:rPr>
+        <w:t xml:space="preserve">   최대 반복 50</w:t>
       </w:r>
     </w:p>
     <w:p>
@@ -785,7 +794,7 @@
           <w:sz w:val="16"/>
           <w:szCs w:val="16"/>
         </w:rPr>
-        <w:t xml:space="preserve">θ₂ ≈ 0°, 180° 는 det J ≈ 0 → 발산</w:t>
+        <w:t xml:space="preserve">θ₂ ≈ 0°, 180° 는 det J ≈ 0 → 발산 (|det J| &lt; 1e-9 이면 중단, 50회 안에 못 맞추면 NOT_CONVERGED)</w:t>
       </w:r>
     </w:p>
     <w:p>
@@ -913,7 +922,16 @@
           <w:sz w:val="19"/>
           <w:szCs w:val="19"/>
         </w:rPr>
-        <w:t xml:space="preserve">J·Δθ = f → θ ← θ − Δθ</w:t>
+        <w:t xml:space="preserve">J·Δθ = f → θ ← θ − Δθ    ‖f‖ &lt; tol = 1e-6 이면 종료</w:t>
+      </w:r>
+      <w:r>
+        <w:rPr>
+          <w:rFonts w:ascii="Malgun Gothic" w:cs="Malgun Gothic" w:eastAsia="Malgun Gothic" w:hAnsi="Malgun Gothic"/>
+          <w:color w:val="566570"/>
+          <w:sz w:val="16"/>
+          <w:szCs w:val="16"/>
+        </w:rPr>
+        <w:t xml:space="preserve">   최대 반복 50</w:t>
       </w:r>
     </w:p>
     <w:p>
